--- a/data/cvs/cv_168_Scrums_com_Software_Engineer_in_Nairobi.docx
+++ b/data/cvs/cv_168_Scrums_com_Software_Engineer_in_Nairobi.docx
@@ -86,7 +86,7 @@
         <w:rPr>
           <w:sz w:val="20"/>
         </w:rPr>
-        <w:t>Full Stack Developer with a strong background in AI engineering and data annotation. I excel at building full-stack applications, from Python backends and REST APIs to React frontends, with a focus on usability and scalability. Experienced in integrating AI-driven automation, currently working on live projects at Copy Cat Group including an SAP API integration and an AI-powered tender scraping pipeline. I have a proven track record of delivering high-quality, user-centric solutions in both enterprise and startup environments.</w:t>
+        <w:t>Full Stack Developer with a focus on AI-driven automation, currently building production systems at Copy Cat Group. I work across the entire stack, from Python backends and REST APIs to React frontends, with experience in data annotation, model evaluation, and prompt engineering. My recent projects include integrating SAP APIs with internal systems and designing an AI-powered tender scraping pipeline.</w:t>
       </w:r>
     </w:p>
     <w:p>
@@ -245,7 +245,7 @@
         <w:rPr>
           <w:sz w:val="20"/>
         </w:rPr>
-        <w:t>software engineer, software development</w:t>
+        <w:t>software engineer, software development, programming languages, frameworks, tools</w:t>
       </w:r>
     </w:p>
     <w:p>
@@ -263,7 +263,7 @@
         <w:rPr>
           <w:sz w:val="20"/>
         </w:rPr>
-        <w:t>Agile, CI/CD</w:t>
+        <w:t>platforms, technical skills, methodologies, Agile, CI/CD</w:t>
       </w:r>
     </w:p>
     <w:p>
@@ -313,7 +313,7 @@
         <w:rPr>
           <w:sz w:val="20"/>
         </w:rPr>
-        <w:t>Integrating SAP APIs with an internal Credit Control System for automated OA and IT processes.</w:t>
+        <w:t>Integrating SAP APIs with an internal Credit Control System, automating processes for OA and IT business units.</w:t>
       </w:r>
     </w:p>
     <w:p>
@@ -325,7 +325,7 @@
         <w:rPr>
           <w:sz w:val="20"/>
         </w:rPr>
-        <w:t>Authoring comprehensive System Design Documents (SDDs) for Application, Data, Integration, and Security Architecture.</w:t>
+        <w:t>Designing and building an AI-powered tender scraping pipeline to automate tender opportunity discovery and processing.</w:t>
       </w:r>
     </w:p>
     <w:p>
@@ -337,19 +337,7 @@
         <w:rPr>
           <w:sz w:val="20"/>
         </w:rPr>
-        <w:t>Designing and building an AI-powered tender scraping pipeline to automate tender discovery and processing.</w:t>
-      </w:r>
-    </w:p>
-    <w:p>
-      <w:pPr>
-        <w:pStyle w:val="ListBullet"/>
-        <w:spacing w:before="0" w:after="20"/>
-      </w:pPr>
-      <w:r>
-        <w:rPr>
-          <w:sz w:val="20"/>
-        </w:rPr>
-        <w:t>Developing full-stack applications with a focus on usability, accessibility, and cross-device responsiveness.</w:t>
+        <w:t>Authoring technical documentation: BRD, SDD, and MVP Tracker to define and deliver client-facing product initiatives.</w:t>
       </w:r>
     </w:p>
     <w:p>
@@ -384,7 +372,31 @@
         <w:rPr>
           <w:sz w:val="20"/>
         </w:rPr>
-        <w:t>Generating difference-based captions for multimodal datasets, improving model accuracy through detailed annotations.</w:t>
+        <w:t>Train AI models by generating accurate difference-based captions for multimodal datasets</w:t>
+      </w:r>
+    </w:p>
+    <w:p>
+      <w:pPr>
+        <w:pStyle w:val="ListBullet"/>
+        <w:spacing w:before="0" w:after="20"/>
+      </w:pPr>
+      <w:r>
+        <w:rPr>
+          <w:sz w:val="20"/>
+        </w:rPr>
+        <w:t>Perform categorisation, bounding, consistency checks, and image-level validation to improve multimodal model accuracy</w:t>
+      </w:r>
+    </w:p>
+    <w:p>
+      <w:pPr>
+        <w:pStyle w:val="ListBullet"/>
+        <w:spacing w:before="0" w:after="20"/>
+      </w:pPr>
+      <w:r>
+        <w:rPr>
+          <w:sz w:val="20"/>
+        </w:rPr>
+        <w:t>Contribute high-quality annotated outputs that directly feed into production AI model training pipelines</w:t>
       </w:r>
     </w:p>
     <w:p>
@@ -419,7 +431,31 @@
         <w:rPr>
           <w:sz w:val="20"/>
         </w:rPr>
-        <w:t>Building UI components and optimising APIs to deliver full-stack solutions for diverse U.S. clients.</w:t>
+        <w:t>Developed and delivered full-stack solutions for U.S.-based clients across different sectors</w:t>
+      </w:r>
+    </w:p>
+    <w:p>
+      <w:pPr>
+        <w:pStyle w:val="ListBullet"/>
+        <w:spacing w:before="0" w:after="20"/>
+      </w:pPr>
+      <w:r>
+        <w:rPr>
+          <w:sz w:val="20"/>
+        </w:rPr>
+        <w:t>Built UI components, optimised APIs, and handled CMS-based website systems</w:t>
+      </w:r>
+    </w:p>
+    <w:p>
+      <w:pPr>
+        <w:pStyle w:val="ListBullet"/>
+        <w:spacing w:before="0" w:after="20"/>
+      </w:pPr>
+      <w:r>
+        <w:rPr>
+          <w:sz w:val="20"/>
+        </w:rPr>
+        <w:t>Collaborated with remote teams to debug, improve performance, and implement client feedback</w:t>
       </w:r>
     </w:p>
     <w:p>
@@ -454,7 +490,31 @@
         <w:rPr>
           <w:sz w:val="20"/>
         </w:rPr>
-        <w:t>Performing intent detection, slot tagging, and utterance verification for health and agriculture AI systems.</w:t>
+        <w:t>Annotated and evaluated datasets for health and agriculture AI systems</w:t>
+      </w:r>
+    </w:p>
+    <w:p>
+      <w:pPr>
+        <w:pStyle w:val="ListBullet"/>
+        <w:spacing w:before="0" w:after="20"/>
+      </w:pPr>
+      <w:r>
+        <w:rPr>
+          <w:sz w:val="20"/>
+        </w:rPr>
+        <w:t>Performed intent detection, slot tagging, utterance verification, and structured dataset creation</w:t>
+      </w:r>
+    </w:p>
+    <w:p>
+      <w:pPr>
+        <w:pStyle w:val="ListBullet"/>
+        <w:spacing w:before="0" w:after="20"/>
+      </w:pPr>
+      <w:r>
+        <w:rPr>
+          <w:sz w:val="20"/>
+        </w:rPr>
+        <w:t>Ensured annotation quality and consistency across multilingual and multimodal training data</w:t>
       </w:r>
     </w:p>
     <w:p>
